--- a/mps-nivel-c/oficial/04_registros/AASP_Automacao-Governanca/ITP-AASPGOV01-001_Estrategia-de-Integracao.docx
+++ b/mps-nivel-c/oficial/04_registros/AASP_Automacao-Governanca/ITP-AASPGOV01-001_Estrategia-de-Integracao.docx
@@ -34,7 +34,7 @@
           <w:color w:val="555555"/>
           <w:sz w:val="20"/>
         </w:rPr>
-        <w:t>ITP-AASPGOV01-001   ·   Versão 1.0   ·   02/06/2026   ·   Timeware Brasil</w:t>
+        <w:t>ITP-AASPGOV01-001   ·   Versão 1.1   ·   02/06/2026   ·   Timeware Brasil</w:t>
       </w:r>
     </w:p>
     <w:p>
@@ -282,7 +282,7 @@
                 <w:i w:val="0"/>
                 <w:sz w:val="20"/>
               </w:rPr>
-              <w:t>1.0</w:t>
+              <w:t>1.1</w:t>
             </w:r>
           </w:p>
         </w:tc>
@@ -3294,6 +3294,112 @@
           </w:p>
         </w:tc>
       </w:tr>
+      <w:tr>
+        <w:trPr>
+          <w:cantSplit w:val="1"/>
+        </w:trPr>
+        <w:tc>
+          <w:tcPr>
+            <w:tcW w:type="dxa" w:w="2225"/>
+            <w:tcMar>
+              <w:top w:w="60" w:type="dxa"/>
+              <w:bottom w:w="60" w:type="dxa"/>
+              <w:left w:w="100" w:type="dxa"/>
+              <w:right w:w="100" w:type="dxa"/>
+            </w:tcMar>
+            <w:shd w:val="clear" w:color="auto" w:fill="F0F4F8"/>
+          </w:tcPr>
+          <w:p>
+            <w:pPr>
+              <w:spacing w:before="40" w:after="40"/>
+            </w:pPr>
+            <w:r>
+              <w:rPr>
+                <w:rFonts w:ascii="Calibri" w:hAnsi="Calibri"/>
+                <w:b/>
+                <w:i w:val="0"/>
+                <w:sz w:val="20"/>
+              </w:rPr>
+              <w:t>1.1</w:t>
+            </w:r>
+          </w:p>
+        </w:tc>
+        <w:tc>
+          <w:tcPr>
+            <w:tcW w:type="dxa" w:w="2225"/>
+            <w:tcMar>
+              <w:top w:w="60" w:type="dxa"/>
+              <w:bottom w:w="60" w:type="dxa"/>
+              <w:left w:w="100" w:type="dxa"/>
+              <w:right w:w="100" w:type="dxa"/>
+            </w:tcMar>
+          </w:tcPr>
+          <w:p>
+            <w:pPr>
+              <w:spacing w:before="40" w:after="40"/>
+            </w:pPr>
+            <w:r>
+              <w:rPr>
+                <w:rFonts w:ascii="Calibri" w:hAnsi="Calibri"/>
+                <w:b w:val="0"/>
+                <w:i w:val="0"/>
+                <w:sz w:val="20"/>
+              </w:rPr>
+              <w:t>16/06/2026</w:t>
+            </w:r>
+          </w:p>
+        </w:tc>
+        <w:tc>
+          <w:tcPr>
+            <w:tcW w:type="dxa" w:w="2225"/>
+            <w:tcMar>
+              <w:top w:w="60" w:type="dxa"/>
+              <w:bottom w:w="60" w:type="dxa"/>
+              <w:left w:w="100" w:type="dxa"/>
+              <w:right w:w="100" w:type="dxa"/>
+            </w:tcMar>
+          </w:tcPr>
+          <w:p>
+            <w:pPr>
+              <w:spacing w:before="40" w:after="40"/>
+            </w:pPr>
+            <w:r>
+              <w:rPr>
+                <w:rFonts w:ascii="Calibri" w:hAnsi="Calibri"/>
+                <w:b w:val="0"/>
+                <w:i w:val="0"/>
+                <w:sz w:val="20"/>
+              </w:rPr>
+              <w:t>Time de Melhoria Contínua</w:t>
+            </w:r>
+          </w:p>
+        </w:tc>
+        <w:tc>
+          <w:tcPr>
+            <w:tcW w:type="dxa" w:w="2225"/>
+            <w:tcMar>
+              <w:top w:w="60" w:type="dxa"/>
+              <w:bottom w:w="60" w:type="dxa"/>
+              <w:left w:w="100" w:type="dxa"/>
+              <w:right w:w="100" w:type="dxa"/>
+            </w:tcMar>
+          </w:tcPr>
+          <w:p>
+            <w:pPr>
+              <w:spacing w:before="40" w:after="40"/>
+            </w:pPr>
+            <w:r>
+              <w:rPr>
+                <w:rFonts w:ascii="Calibri" w:hAnsi="Calibri"/>
+                <w:b w:val="0"/>
+                <w:i w:val="0"/>
+                <w:sz w:val="20"/>
+              </w:rPr>
+              <w:t>Reconciliação: nome padronizado (AASP_Automacao-Governanca); sobrenomes (Henry Komatsu, Felipe Siqueira, Jonathan Alves).</w:t>
+            </w:r>
+          </w:p>
+        </w:tc>
+      </w:tr>
     </w:tbl>
     <w:p>
       <w:pPr>
@@ -3334,7 +3440,7 @@
         <w:color w:val="555555"/>
         <w:sz w:val="16"/>
       </w:rPr>
-      <w:t>v1.0  ·  02/06/2026</w:t>
+      <w:t>v1.1  ·  02/06/2026</w:t>
     </w:r>
     <w:r>
       <w:tab/>
@@ -3396,7 +3502,7 @@
         <w:color w:val="555555"/>
         <w:sz w:val="16"/>
       </w:rPr>
-      <w:t>v1.0  ·  02/06/2026</w:t>
+      <w:t>v1.1  ·  02/06/2026</w:t>
     </w:r>
     <w:r>
       <w:tab/>
